--- a/reports/report.docx
+++ b/reports/report.docx
@@ -296,7 +296,25 @@
           <w:sz w:val="28"/>
           <w:lang w:eastAsia="en-US" w:bidi="en-US"/>
         </w:rPr>
-        <w:t>251371</w:t>
+        <w:t>251</w:t>
+      </w:r>
+      <w:r>
+        <w:rPr>
+          <w:rFonts w:ascii="Times New Roman" w:eastAsia="Times New Roman" w:hAnsi="Times New Roman" w:cs="Times New Roman"/>
+          <w:color w:val="000000"/>
+          <w:sz w:val="28"/>
+          <w:lang w:val="en-US" w:eastAsia="en-US" w:bidi="en-US"/>
+        </w:rPr>
+        <w:t>-</w:t>
+      </w:r>
+      <w:r>
+        <w:rPr>
+          <w:rFonts w:ascii="Times New Roman" w:eastAsia="Times New Roman" w:hAnsi="Times New Roman" w:cs="Times New Roman"/>
+          <w:color w:val="000000"/>
+          <w:sz w:val="28"/>
+          <w:lang w:eastAsia="en-US" w:bidi="en-US"/>
+        </w:rPr>
+        <w:t>371</w:t>
       </w:r>
     </w:p>
     <w:p>
@@ -2200,7 +2218,6 @@
         </w:rPr>
         <w:t xml:space="preserve"> </w:t>
       </w:r>
-      <w:proofErr w:type="gramStart"/>
       <w:r>
         <w:rPr>
           <w:rFonts w:ascii="Times New Roman" w:eastAsia="Times New Roman" w:hAnsi="Times New Roman" w:cs="Times New Roman"/>
@@ -2233,7 +2250,6 @@
         </w:rPr>
         <w:t>email</w:t>
       </w:r>
-      <w:proofErr w:type="gramEnd"/>
       <w:r>
         <w:rPr>
           <w:rFonts w:ascii="Times New Roman" w:eastAsia="Times New Roman" w:hAnsi="Times New Roman" w:cs="Times New Roman"/>
@@ -2831,27 +2847,7 @@
           <w:sz w:val="28"/>
           <w:szCs w:val="28"/>
         </w:rPr>
-        <w:t>llm_report.md</w:t>
-      </w:r>
-      <w:r>
-        <w:rPr>
-          <w:rFonts w:ascii="Times New Roman" w:eastAsia="Times New Roman" w:hAnsi="Times New Roman" w:cs="Times New Roman"/>
-          <w:iCs/>
-          <w:color w:val="000000"/>
-          <w:sz w:val="28"/>
-          <w:szCs w:val="28"/>
-        </w:rPr>
-        <w:t xml:space="preserve"> - </w:t>
-      </w:r>
-      <w:r>
-        <w:rPr>
-          <w:rFonts w:ascii="Times New Roman" w:eastAsia="Times New Roman" w:hAnsi="Times New Roman" w:cs="Times New Roman"/>
-          <w:iCs/>
-          <w:color w:val="000000"/>
-          <w:sz w:val="28"/>
-          <w:szCs w:val="28"/>
-        </w:rPr>
-        <w:t>отчёт по курсам LLM</w:t>
+        <w:t>llm_report.md - отчёт по курсам LLM</w:t>
       </w:r>
     </w:p>
     <w:p>
@@ -2879,27 +2875,7 @@
           <w:sz w:val="28"/>
           <w:szCs w:val="28"/>
         </w:rPr>
-        <w:t>partner_report.md</w:t>
-      </w:r>
-      <w:r>
-        <w:rPr>
-          <w:rFonts w:ascii="Times New Roman" w:eastAsia="Times New Roman" w:hAnsi="Times New Roman" w:cs="Times New Roman"/>
-          <w:iCs/>
-          <w:color w:val="000000"/>
-          <w:sz w:val="28"/>
-          <w:szCs w:val="28"/>
-        </w:rPr>
-        <w:t xml:space="preserve"> -</w:t>
-      </w:r>
-      <w:r>
-        <w:rPr>
-          <w:rFonts w:ascii="Times New Roman" w:eastAsia="Times New Roman" w:hAnsi="Times New Roman" w:cs="Times New Roman"/>
-          <w:iCs/>
-          <w:color w:val="000000"/>
-          <w:sz w:val="28"/>
-          <w:szCs w:val="28"/>
-        </w:rPr>
-        <w:t>отчёт о взаимодействии с партнёром</w:t>
+        <w:t>partner_report.md -отчёт о взаимодействии с партнёром</w:t>
       </w:r>
     </w:p>
     <w:p>
@@ -2927,27 +2903,7 @@
           <w:sz w:val="28"/>
           <w:szCs w:val="28"/>
         </w:rPr>
-        <w:t>variant_guide.md</w:t>
-      </w:r>
-      <w:r>
-        <w:rPr>
-          <w:rFonts w:ascii="Times New Roman" w:eastAsia="Times New Roman" w:hAnsi="Times New Roman" w:cs="Times New Roman"/>
-          <w:iCs/>
-          <w:color w:val="000000"/>
-          <w:sz w:val="28"/>
-          <w:szCs w:val="28"/>
-        </w:rPr>
-        <w:t xml:space="preserve"> - </w:t>
-      </w:r>
-      <w:r>
-        <w:rPr>
-          <w:rFonts w:ascii="Times New Roman" w:eastAsia="Times New Roman" w:hAnsi="Times New Roman" w:cs="Times New Roman"/>
-          <w:iCs/>
-          <w:color w:val="000000"/>
-          <w:sz w:val="28"/>
-          <w:szCs w:val="28"/>
-        </w:rPr>
-        <w:t>техническое руководство (для варианта 2.2)</w:t>
+        <w:t>variant_guide.md - техническое руководство (для варианта 2.2)</w:t>
       </w:r>
     </w:p>
     <w:p>
@@ -4008,7 +3964,6 @@
         </w:rPr>
         <w:t>/</w:t>
       </w:r>
-      <w:proofErr w:type="spellStart"/>
       <w:r>
         <w:rPr>
           <w:rFonts w:ascii="Times New Roman" w:eastAsia="Times New Roman" w:hAnsi="Times New Roman" w:cs="Times New Roman"/>
@@ -4020,7 +3975,6 @@
         </w:rPr>
         <w:t>llm</w:t>
       </w:r>
-      <w:proofErr w:type="spellEnd"/>
       <w:r>
         <w:rPr>
           <w:rFonts w:ascii="Times New Roman" w:eastAsia="Times New Roman" w:hAnsi="Times New Roman" w:cs="Times New Roman"/>
@@ -4941,29 +4895,7 @@
           <w:sz w:val="28"/>
           <w:szCs w:val="28"/>
         </w:rPr>
-        <w:t xml:space="preserve">изучены принципы работы HTTP-протокола, структура запросов и ответов, основы </w:t>
-      </w:r>
-      <w:proofErr w:type="spellStart"/>
-      <w:r>
-        <w:rPr>
-          <w:rFonts w:ascii="Times New Roman" w:eastAsia="Times New Roman" w:hAnsi="Times New Roman" w:cs="Times New Roman"/>
-          <w:iCs/>
-          <w:color w:val="000000"/>
-          <w:sz w:val="28"/>
-          <w:szCs w:val="28"/>
-        </w:rPr>
-        <w:t>сокетного</w:t>
-      </w:r>
-      <w:proofErr w:type="spellEnd"/>
-      <w:r>
-        <w:rPr>
-          <w:rFonts w:ascii="Times New Roman" w:eastAsia="Times New Roman" w:hAnsi="Times New Roman" w:cs="Times New Roman"/>
-          <w:iCs/>
-          <w:color w:val="000000"/>
-          <w:sz w:val="28"/>
-          <w:szCs w:val="28"/>
-        </w:rPr>
-        <w:t xml:space="preserve"> программирования.</w:t>
+        <w:t>изучены принципы работы HTTP-протокола, структура запросов и ответов, основы сокетного программирования.</w:t>
       </w:r>
     </w:p>
     <w:p>
@@ -5528,49 +5460,15 @@
           <w:szCs w:val="28"/>
         </w:rPr>
       </w:pPr>
-      <w:proofErr w:type="spellStart"/>
-      <w:r>
-        <w:rPr>
-          <w:rFonts w:ascii="Times New Roman" w:eastAsia="Times New Roman" w:hAnsi="Times New Roman" w:cs="Times New Roman"/>
-          <w:iCs/>
-          <w:color w:val="000000"/>
-          <w:sz w:val="28"/>
-          <w:szCs w:val="28"/>
-        </w:rPr>
-        <w:t>Git</w:t>
-      </w:r>
-      <w:proofErr w:type="spellEnd"/>
-      <w:r>
-        <w:rPr>
-          <w:rFonts w:ascii="Times New Roman" w:eastAsia="Times New Roman" w:hAnsi="Times New Roman" w:cs="Times New Roman"/>
-          <w:iCs/>
-          <w:color w:val="000000"/>
-          <w:sz w:val="28"/>
-          <w:szCs w:val="28"/>
-        </w:rPr>
-        <w:t xml:space="preserve"> и репозиторий: Настроена локальная среда с </w:t>
-      </w:r>
-      <w:proofErr w:type="spellStart"/>
-      <w:r>
-        <w:rPr>
-          <w:rFonts w:ascii="Times New Roman" w:eastAsia="Times New Roman" w:hAnsi="Times New Roman" w:cs="Times New Roman"/>
-          <w:iCs/>
-          <w:color w:val="000000"/>
-          <w:sz w:val="28"/>
-          <w:szCs w:val="28"/>
-        </w:rPr>
-        <w:t>Git</w:t>
-      </w:r>
-      <w:proofErr w:type="spellEnd"/>
-      <w:r>
-        <w:rPr>
-          <w:rFonts w:ascii="Times New Roman" w:eastAsia="Times New Roman" w:hAnsi="Times New Roman" w:cs="Times New Roman"/>
-          <w:iCs/>
-          <w:color w:val="000000"/>
-          <w:sz w:val="28"/>
-          <w:szCs w:val="28"/>
-        </w:rPr>
-        <w:t xml:space="preserve"> и SSH-аутентификацие</w:t>
+      <w:r>
+        <w:rPr>
+          <w:rFonts w:ascii="Times New Roman" w:eastAsia="Times New Roman" w:hAnsi="Times New Roman" w:cs="Times New Roman"/>
+          <w:iCs/>
+          <w:color w:val="000000"/>
+          <w:sz w:val="28"/>
+          <w:szCs w:val="28"/>
+        </w:rPr>
+        <w:t>Git и репозиторий: Настроена локальная среда с Git и SSH-аутентификацие</w:t>
       </w:r>
       <w:r>
         <w:rPr>
@@ -5590,161 +5488,7 @@
           <w:sz w:val="28"/>
           <w:szCs w:val="28"/>
         </w:rPr>
-        <w:t xml:space="preserve">. Регулярно фиксировались осмысленные коммиты с привязкой к </w:t>
-      </w:r>
-      <w:proofErr w:type="spellStart"/>
-      <w:r>
-        <w:rPr>
-          <w:rFonts w:ascii="Times New Roman" w:eastAsia="Times New Roman" w:hAnsi="Times New Roman" w:cs="Times New Roman"/>
-          <w:iCs/>
-          <w:color w:val="000000"/>
-          <w:sz w:val="28"/>
-          <w:szCs w:val="28"/>
-        </w:rPr>
-        <w:t>Issues</w:t>
-      </w:r>
-      <w:proofErr w:type="spellEnd"/>
-      <w:r>
-        <w:rPr>
-          <w:rFonts w:ascii="Times New Roman" w:eastAsia="Times New Roman" w:hAnsi="Times New Roman" w:cs="Times New Roman"/>
-          <w:iCs/>
-          <w:color w:val="000000"/>
-          <w:sz w:val="28"/>
-          <w:szCs w:val="28"/>
-        </w:rPr>
-        <w:t xml:space="preserve">. Освоены базовые команды: </w:t>
-      </w:r>
-      <w:proofErr w:type="spellStart"/>
-      <w:r>
-        <w:rPr>
-          <w:rFonts w:ascii="Times New Roman" w:eastAsia="Times New Roman" w:hAnsi="Times New Roman" w:cs="Times New Roman"/>
-          <w:iCs/>
-          <w:color w:val="000000"/>
-          <w:sz w:val="28"/>
-          <w:szCs w:val="28"/>
-        </w:rPr>
-        <w:t>clone</w:t>
-      </w:r>
-      <w:proofErr w:type="spellEnd"/>
-      <w:r>
-        <w:rPr>
-          <w:rFonts w:ascii="Times New Roman" w:eastAsia="Times New Roman" w:hAnsi="Times New Roman" w:cs="Times New Roman"/>
-          <w:iCs/>
-          <w:color w:val="000000"/>
-          <w:sz w:val="28"/>
-          <w:szCs w:val="28"/>
-        </w:rPr>
-        <w:t xml:space="preserve">, </w:t>
-      </w:r>
-      <w:proofErr w:type="spellStart"/>
-      <w:r>
-        <w:rPr>
-          <w:rFonts w:ascii="Times New Roman" w:eastAsia="Times New Roman" w:hAnsi="Times New Roman" w:cs="Times New Roman"/>
-          <w:iCs/>
-          <w:color w:val="000000"/>
-          <w:sz w:val="28"/>
-          <w:szCs w:val="28"/>
-        </w:rPr>
-        <w:t>add</w:t>
-      </w:r>
-      <w:proofErr w:type="spellEnd"/>
-      <w:r>
-        <w:rPr>
-          <w:rFonts w:ascii="Times New Roman" w:eastAsia="Times New Roman" w:hAnsi="Times New Roman" w:cs="Times New Roman"/>
-          <w:iCs/>
-          <w:color w:val="000000"/>
-          <w:sz w:val="28"/>
-          <w:szCs w:val="28"/>
-        </w:rPr>
-        <w:t xml:space="preserve">, </w:t>
-      </w:r>
-      <w:proofErr w:type="spellStart"/>
-      <w:r>
-        <w:rPr>
-          <w:rFonts w:ascii="Times New Roman" w:eastAsia="Times New Roman" w:hAnsi="Times New Roman" w:cs="Times New Roman"/>
-          <w:iCs/>
-          <w:color w:val="000000"/>
-          <w:sz w:val="28"/>
-          <w:szCs w:val="28"/>
-        </w:rPr>
-        <w:t>commit</w:t>
-      </w:r>
-      <w:proofErr w:type="spellEnd"/>
-      <w:r>
-        <w:rPr>
-          <w:rFonts w:ascii="Times New Roman" w:eastAsia="Times New Roman" w:hAnsi="Times New Roman" w:cs="Times New Roman"/>
-          <w:iCs/>
-          <w:color w:val="000000"/>
-          <w:sz w:val="28"/>
-          <w:szCs w:val="28"/>
-        </w:rPr>
-        <w:t xml:space="preserve">, </w:t>
-      </w:r>
-      <w:proofErr w:type="spellStart"/>
-      <w:r>
-        <w:rPr>
-          <w:rFonts w:ascii="Times New Roman" w:eastAsia="Times New Roman" w:hAnsi="Times New Roman" w:cs="Times New Roman"/>
-          <w:iCs/>
-          <w:color w:val="000000"/>
-          <w:sz w:val="28"/>
-          <w:szCs w:val="28"/>
-        </w:rPr>
-        <w:t>push</w:t>
-      </w:r>
-      <w:proofErr w:type="spellEnd"/>
-      <w:r>
-        <w:rPr>
-          <w:rFonts w:ascii="Times New Roman" w:eastAsia="Times New Roman" w:hAnsi="Times New Roman" w:cs="Times New Roman"/>
-          <w:iCs/>
-          <w:color w:val="000000"/>
-          <w:sz w:val="28"/>
-          <w:szCs w:val="28"/>
-        </w:rPr>
-        <w:t xml:space="preserve">, </w:t>
-      </w:r>
-      <w:proofErr w:type="spellStart"/>
-      <w:r>
-        <w:rPr>
-          <w:rFonts w:ascii="Times New Roman" w:eastAsia="Times New Roman" w:hAnsi="Times New Roman" w:cs="Times New Roman"/>
-          <w:iCs/>
-          <w:color w:val="000000"/>
-          <w:sz w:val="28"/>
-          <w:szCs w:val="28"/>
-        </w:rPr>
-        <w:t>branch</w:t>
-      </w:r>
-      <w:proofErr w:type="spellEnd"/>
-      <w:r>
-        <w:rPr>
-          <w:rFonts w:ascii="Times New Roman" w:eastAsia="Times New Roman" w:hAnsi="Times New Roman" w:cs="Times New Roman"/>
-          <w:iCs/>
-          <w:color w:val="000000"/>
-          <w:sz w:val="28"/>
-          <w:szCs w:val="28"/>
-        </w:rPr>
-        <w:t xml:space="preserve">, </w:t>
-      </w:r>
-      <w:proofErr w:type="spellStart"/>
-      <w:r>
-        <w:rPr>
-          <w:rFonts w:ascii="Times New Roman" w:eastAsia="Times New Roman" w:hAnsi="Times New Roman" w:cs="Times New Roman"/>
-          <w:iCs/>
-          <w:color w:val="000000"/>
-          <w:sz w:val="28"/>
-          <w:szCs w:val="28"/>
-        </w:rPr>
-        <w:t>merge</w:t>
-      </w:r>
-      <w:proofErr w:type="spellEnd"/>
-      <w:r>
-        <w:rPr>
-          <w:rFonts w:ascii="Times New Roman" w:eastAsia="Times New Roman" w:hAnsi="Times New Roman" w:cs="Times New Roman"/>
-          <w:iCs/>
-          <w:color w:val="000000"/>
-          <w:sz w:val="28"/>
-          <w:szCs w:val="28"/>
-        </w:rPr>
-        <w:t>.</w:t>
+        <w:t>. Регулярно фиксировались осмысленные коммиты с привязкой к Issues. Освоены базовые команды: clone, add, commit, push, branch, merge.</w:t>
       </w:r>
     </w:p>
     <w:p>
@@ -5765,76 +5509,19 @@
           <w:szCs w:val="28"/>
         </w:rPr>
       </w:pPr>
-      <w:proofErr w:type="spellStart"/>
-      <w:r>
-        <w:rPr>
-          <w:rFonts w:ascii="Times New Roman" w:eastAsia="Times New Roman" w:hAnsi="Times New Roman" w:cs="Times New Roman"/>
-          <w:iCs/>
-          <w:color w:val="000000"/>
-          <w:sz w:val="28"/>
-          <w:szCs w:val="28"/>
-        </w:rPr>
-        <w:t>Markdown</w:t>
-      </w:r>
-      <w:proofErr w:type="spellEnd"/>
-      <w:r>
-        <w:rPr>
-          <w:rFonts w:ascii="Times New Roman" w:eastAsia="Times New Roman" w:hAnsi="Times New Roman" w:cs="Times New Roman"/>
-          <w:iCs/>
-          <w:color w:val="000000"/>
-          <w:sz w:val="28"/>
-          <w:szCs w:val="28"/>
-        </w:rPr>
-        <w:t xml:space="preserve">-документация: Изучен синтаксис </w:t>
-      </w:r>
-      <w:proofErr w:type="spellStart"/>
-      <w:r>
-        <w:rPr>
-          <w:rFonts w:ascii="Times New Roman" w:eastAsia="Times New Roman" w:hAnsi="Times New Roman" w:cs="Times New Roman"/>
-          <w:iCs/>
-          <w:color w:val="000000"/>
-          <w:sz w:val="28"/>
-          <w:szCs w:val="28"/>
-        </w:rPr>
-        <w:t>Markdown</w:t>
-      </w:r>
-      <w:proofErr w:type="spellEnd"/>
-      <w:r>
-        <w:rPr>
-          <w:rFonts w:ascii="Times New Roman" w:eastAsia="Times New Roman" w:hAnsi="Times New Roman" w:cs="Times New Roman"/>
-          <w:iCs/>
-          <w:color w:val="000000"/>
-          <w:sz w:val="28"/>
-          <w:szCs w:val="28"/>
-        </w:rPr>
-        <w:t xml:space="preserve">. В папке </w:t>
-      </w:r>
-      <w:proofErr w:type="spellStart"/>
-      <w:r>
-        <w:rPr>
-          <w:rFonts w:ascii="Times New Roman" w:eastAsia="Times New Roman" w:hAnsi="Times New Roman" w:cs="Times New Roman"/>
-          <w:iCs/>
-          <w:color w:val="000000"/>
-          <w:sz w:val="28"/>
-          <w:szCs w:val="28"/>
-        </w:rPr>
-        <w:t>docs</w:t>
-      </w:r>
-      <w:proofErr w:type="spellEnd"/>
-      <w:r>
-        <w:rPr>
-          <w:rFonts w:ascii="Times New Roman" w:eastAsia="Times New Roman" w:hAnsi="Times New Roman" w:cs="Times New Roman"/>
-          <w:iCs/>
-          <w:color w:val="000000"/>
-          <w:sz w:val="28"/>
-          <w:szCs w:val="28"/>
-        </w:rPr>
-        <w:t>/ созданы 6 документов (project.md, members.md, journal.md, resources.md;</w:t>
+      <w:r>
+        <w:rPr>
+          <w:rFonts w:ascii="Times New Roman" w:eastAsia="Times New Roman" w:hAnsi="Times New Roman" w:cs="Times New Roman"/>
+          <w:iCs/>
+          <w:color w:val="000000"/>
+          <w:sz w:val="28"/>
+          <w:szCs w:val="28"/>
+        </w:rPr>
+        <w:t>Markdown-документация: Изучен синтаксис Markdown. В папке docs/ созданы 6 документов (project.md, members.md, journal.md, resources.md;</w:t>
       </w:r>
       <w:r>
         <w:t xml:space="preserve"> </w:t>
       </w:r>
-      <w:proofErr w:type="spellStart"/>
       <w:r>
         <w:rPr>
           <w:rFonts w:ascii="Times New Roman" w:eastAsia="Times New Roman" w:hAnsi="Times New Roman" w:cs="Times New Roman"/>
@@ -5846,7 +5533,6 @@
         </w:rPr>
         <w:t>llm</w:t>
       </w:r>
-      <w:proofErr w:type="spellEnd"/>
       <w:r>
         <w:rPr>
           <w:rFonts w:ascii="Times New Roman" w:eastAsia="Times New Roman" w:hAnsi="Times New Roman" w:cs="Times New Roman"/>
@@ -6100,51 +5786,7 @@
           <w:sz w:val="28"/>
           <w:szCs w:val="28"/>
         </w:rPr>
-        <w:t>Онлайн-курсы по LLM: Пройдено 4 курса (</w:t>
-      </w:r>
-      <w:proofErr w:type="spellStart"/>
-      <w:r>
-        <w:rPr>
-          <w:rFonts w:ascii="Times New Roman" w:eastAsia="Times New Roman" w:hAnsi="Times New Roman" w:cs="Times New Roman"/>
-          <w:iCs/>
-          <w:color w:val="000000"/>
-          <w:sz w:val="28"/>
-          <w:szCs w:val="28"/>
-        </w:rPr>
-        <w:t>Hugging</w:t>
-      </w:r>
-      <w:proofErr w:type="spellEnd"/>
-      <w:r>
-        <w:rPr>
-          <w:rFonts w:ascii="Times New Roman" w:eastAsia="Times New Roman" w:hAnsi="Times New Roman" w:cs="Times New Roman"/>
-          <w:iCs/>
-          <w:color w:val="000000"/>
-          <w:sz w:val="28"/>
-          <w:szCs w:val="28"/>
-        </w:rPr>
-        <w:t xml:space="preserve"> Face, СберУниверситет, </w:t>
-      </w:r>
-      <w:proofErr w:type="spellStart"/>
-      <w:r>
-        <w:rPr>
-          <w:rFonts w:ascii="Times New Roman" w:eastAsia="Times New Roman" w:hAnsi="Times New Roman" w:cs="Times New Roman"/>
-          <w:iCs/>
-          <w:color w:val="000000"/>
-          <w:sz w:val="28"/>
-          <w:szCs w:val="28"/>
-        </w:rPr>
-        <w:t>Habr</w:t>
-      </w:r>
-      <w:proofErr w:type="spellEnd"/>
-      <w:r>
-        <w:rPr>
-          <w:rFonts w:ascii="Times New Roman" w:eastAsia="Times New Roman" w:hAnsi="Times New Roman" w:cs="Times New Roman"/>
-          <w:iCs/>
-          <w:color w:val="000000"/>
-          <w:sz w:val="28"/>
-          <w:szCs w:val="28"/>
-        </w:rPr>
-        <w:t>, Хекслет). Подготовлен отчёт llm_report.md. Компетенции применены при генерации характеристик участников и создании кода сервера.</w:t>
+        <w:t>Онлайн-курсы по LLM: Пройдено 4 курса (Hugging Face, СберУниверситет, Habr, Хекслет). Подготовлен отчёт llm_report.md. Компетенции применены при генерации характеристик участников и создании кода сервера.</w:t>
       </w:r>
     </w:p>
     <w:p>
@@ -6260,117 +5902,7 @@
           <w:sz w:val="28"/>
           <w:szCs w:val="28"/>
         </w:rPr>
-        <w:t xml:space="preserve">Разработан прототип HTTP-сервера с нуля на Python (библиотека </w:t>
-      </w:r>
-      <w:proofErr w:type="spellStart"/>
-      <w:r>
-        <w:rPr>
-          <w:rFonts w:ascii="Times New Roman" w:eastAsia="Times New Roman" w:hAnsi="Times New Roman" w:cs="Times New Roman"/>
-          <w:iCs/>
-          <w:color w:val="000000"/>
-          <w:sz w:val="28"/>
-          <w:szCs w:val="28"/>
-        </w:rPr>
-        <w:t>socket</w:t>
-      </w:r>
-      <w:proofErr w:type="spellEnd"/>
-      <w:r>
-        <w:rPr>
-          <w:rFonts w:ascii="Times New Roman" w:eastAsia="Times New Roman" w:hAnsi="Times New Roman" w:cs="Times New Roman"/>
-          <w:iCs/>
-          <w:color w:val="000000"/>
-          <w:sz w:val="28"/>
-          <w:szCs w:val="28"/>
-        </w:rPr>
-        <w:t>) без использования фреймворков. Реализованы: сокет-сервер для приёма TCP-соединений, маршрутизация запросов (/, /</w:t>
-      </w:r>
-      <w:proofErr w:type="spellStart"/>
-      <w:r>
-        <w:rPr>
-          <w:rFonts w:ascii="Times New Roman" w:eastAsia="Times New Roman" w:hAnsi="Times New Roman" w:cs="Times New Roman"/>
-          <w:iCs/>
-          <w:color w:val="000000"/>
-          <w:sz w:val="28"/>
-          <w:szCs w:val="28"/>
-        </w:rPr>
-        <w:t>next-affirmation</w:t>
-      </w:r>
-      <w:proofErr w:type="spellEnd"/>
-      <w:r>
-        <w:rPr>
-          <w:rFonts w:ascii="Times New Roman" w:eastAsia="Times New Roman" w:hAnsi="Times New Roman" w:cs="Times New Roman"/>
-          <w:iCs/>
-          <w:color w:val="000000"/>
-          <w:sz w:val="28"/>
-          <w:szCs w:val="28"/>
-        </w:rPr>
-        <w:t>, /</w:t>
-      </w:r>
-      <w:proofErr w:type="spellStart"/>
-      <w:r>
-        <w:rPr>
-          <w:rFonts w:ascii="Times New Roman" w:eastAsia="Times New Roman" w:hAnsi="Times New Roman" w:cs="Times New Roman"/>
-          <w:iCs/>
-          <w:color w:val="000000"/>
-          <w:sz w:val="28"/>
-          <w:szCs w:val="28"/>
-        </w:rPr>
-        <w:t>logo.svg</w:t>
-      </w:r>
-      <w:proofErr w:type="spellEnd"/>
-      <w:r>
-        <w:rPr>
-          <w:rFonts w:ascii="Times New Roman" w:eastAsia="Times New Roman" w:hAnsi="Times New Roman" w:cs="Times New Roman"/>
-          <w:iCs/>
-          <w:color w:val="000000"/>
-          <w:sz w:val="28"/>
-          <w:szCs w:val="28"/>
-        </w:rPr>
-        <w:t>, /</w:t>
-      </w:r>
-      <w:proofErr w:type="spellStart"/>
-      <w:r>
-        <w:rPr>
-          <w:rFonts w:ascii="Times New Roman" w:eastAsia="Times New Roman" w:hAnsi="Times New Roman" w:cs="Times New Roman"/>
-          <w:iCs/>
-          <w:color w:val="000000"/>
-          <w:sz w:val="28"/>
-          <w:szCs w:val="28"/>
-        </w:rPr>
-        <w:t>hand-help.svg</w:t>
-      </w:r>
-      <w:proofErr w:type="spellEnd"/>
-      <w:r>
-        <w:rPr>
-          <w:rFonts w:ascii="Times New Roman" w:eastAsia="Times New Roman" w:hAnsi="Times New Roman" w:cs="Times New Roman"/>
-          <w:iCs/>
-          <w:color w:val="000000"/>
-          <w:sz w:val="28"/>
-          <w:szCs w:val="28"/>
-        </w:rPr>
-        <w:t>), раздача статических SVG-файлов с корректными Content-Type, генерация HTML-страниц, AJAX-</w:t>
-      </w:r>
-      <w:proofErr w:type="spellStart"/>
-      <w:r>
-        <w:rPr>
-          <w:rFonts w:ascii="Times New Roman" w:eastAsia="Times New Roman" w:hAnsi="Times New Roman" w:cs="Times New Roman"/>
-          <w:iCs/>
-          <w:color w:val="000000"/>
-          <w:sz w:val="28"/>
-          <w:szCs w:val="28"/>
-        </w:rPr>
-        <w:t>эндпоинт</w:t>
-      </w:r>
-      <w:proofErr w:type="spellEnd"/>
-      <w:r>
-        <w:rPr>
-          <w:rFonts w:ascii="Times New Roman" w:eastAsia="Times New Roman" w:hAnsi="Times New Roman" w:cs="Times New Roman"/>
-          <w:iCs/>
-          <w:color w:val="000000"/>
-          <w:sz w:val="28"/>
-          <w:szCs w:val="28"/>
-        </w:rPr>
-        <w:t xml:space="preserve"> для динамического обновления контента.</w:t>
+        <w:t>Разработан прототип HTTP-сервера с нуля на Python (библиотека socket) без использования фреймворков. Реализованы: сокет-сервер для приёма TCP-соединений, маршрутизация запросов (/, /next-affirmation, /logo.svg, /hand-help.svg), раздача статических SVG-файлов с корректными Content-Type, генерация HTML-страниц, AJAX-эндпоинт для динамического обновления контента.</w:t>
       </w:r>
     </w:p>
     <w:p>
@@ -6481,51 +6013,7 @@
           <w:sz w:val="28"/>
           <w:szCs w:val="28"/>
         </w:rPr>
-        <w:t xml:space="preserve">Класс </w:t>
-      </w:r>
-      <w:proofErr w:type="spellStart"/>
-      <w:r>
-        <w:rPr>
-          <w:rFonts w:ascii="Times New Roman" w:eastAsia="Times New Roman" w:hAnsi="Times New Roman" w:cs="Times New Roman"/>
-          <w:iCs/>
-          <w:color w:val="000000"/>
-          <w:sz w:val="28"/>
-          <w:szCs w:val="28"/>
-        </w:rPr>
-        <w:t>AffirmationManager</w:t>
-      </w:r>
-      <w:proofErr w:type="spellEnd"/>
-      <w:r>
-        <w:rPr>
-          <w:rFonts w:ascii="Times New Roman" w:eastAsia="Times New Roman" w:hAnsi="Times New Roman" w:cs="Times New Roman"/>
-          <w:iCs/>
-          <w:color w:val="000000"/>
-          <w:sz w:val="28"/>
-          <w:szCs w:val="28"/>
-        </w:rPr>
-        <w:t xml:space="preserve"> для управления очередностью уникальных фраз с исключением повторов (кольцевая очередь </w:t>
-      </w:r>
-      <w:proofErr w:type="spellStart"/>
-      <w:r>
-        <w:rPr>
-          <w:rFonts w:ascii="Times New Roman" w:eastAsia="Times New Roman" w:hAnsi="Times New Roman" w:cs="Times New Roman"/>
-          <w:iCs/>
-          <w:color w:val="000000"/>
-          <w:sz w:val="28"/>
-          <w:szCs w:val="28"/>
-        </w:rPr>
-        <w:t>deque</w:t>
-      </w:r>
-      <w:proofErr w:type="spellEnd"/>
-      <w:r>
-        <w:rPr>
-          <w:rFonts w:ascii="Times New Roman" w:eastAsia="Times New Roman" w:hAnsi="Times New Roman" w:cs="Times New Roman"/>
-          <w:iCs/>
-          <w:color w:val="000000"/>
-          <w:sz w:val="28"/>
-          <w:szCs w:val="28"/>
-        </w:rPr>
-        <w:t>, динамическое обновление пула).</w:t>
+        <w:t>Класс AffirmationManager для управления очередностью уникальных фраз с исключением повторов (кольцевая очередь deque, динамическое обновление пула).</w:t>
       </w:r>
     </w:p>
     <w:p>
@@ -6670,29 +6158,7 @@
           <w:sz w:val="28"/>
           <w:szCs w:val="28"/>
         </w:rPr>
-        <w:t xml:space="preserve">Документирование: Создано техническое руководство (туториал) с UML-диаграммами, пошаговой инструкцией (6 шагов), полным кодом, 3 иллюстрациями. Руководство размещено в </w:t>
-      </w:r>
-      <w:proofErr w:type="spellStart"/>
-      <w:r>
-        <w:rPr>
-          <w:rFonts w:ascii="Times New Roman" w:eastAsia="Times New Roman" w:hAnsi="Times New Roman" w:cs="Times New Roman"/>
-          <w:iCs/>
-          <w:color w:val="000000"/>
-          <w:sz w:val="28"/>
-          <w:szCs w:val="28"/>
-        </w:rPr>
-        <w:t>src</w:t>
-      </w:r>
-      <w:proofErr w:type="spellEnd"/>
-      <w:r>
-        <w:rPr>
-          <w:rFonts w:ascii="Times New Roman" w:eastAsia="Times New Roman" w:hAnsi="Times New Roman" w:cs="Times New Roman"/>
-          <w:iCs/>
-          <w:color w:val="000000"/>
-          <w:sz w:val="28"/>
-          <w:szCs w:val="28"/>
-        </w:rPr>
-        <w:t>/, информация добавлена на сайт.</w:t>
+        <w:t>Документирование: Создано техническое руководство (туториал) с UML-диаграммами, пошаговой инструкцией (6 шагов), полным кодом, 3 иллюстрациями. Руководство размещено в src/, информация добавлена на сайт.</w:t>
       </w:r>
     </w:p>
     <w:p>
@@ -6716,29 +6182,7 @@
           <w:sz w:val="28"/>
           <w:szCs w:val="28"/>
         </w:rPr>
-        <w:t xml:space="preserve">Итоговый отчёт: Составлен в форматах DOCX и PDF, размещён в </w:t>
-      </w:r>
-      <w:proofErr w:type="spellStart"/>
-      <w:r>
-        <w:rPr>
-          <w:rFonts w:ascii="Times New Roman" w:eastAsia="Times New Roman" w:hAnsi="Times New Roman" w:cs="Times New Roman"/>
-          <w:iCs/>
-          <w:color w:val="000000"/>
-          <w:sz w:val="28"/>
-          <w:szCs w:val="28"/>
-        </w:rPr>
-        <w:t>reports</w:t>
-      </w:r>
-      <w:proofErr w:type="spellEnd"/>
-      <w:r>
-        <w:rPr>
-          <w:rFonts w:ascii="Times New Roman" w:eastAsia="Times New Roman" w:hAnsi="Times New Roman" w:cs="Times New Roman"/>
-          <w:iCs/>
-          <w:color w:val="000000"/>
-          <w:sz w:val="28"/>
-          <w:szCs w:val="28"/>
-        </w:rPr>
-        <w:t>/ и загружен в LMS.</w:t>
+        <w:t>Итоговый отчёт: Составлен в форматах DOCX и PDF, размещён в reports/ и загружен в LMS.</w:t>
       </w:r>
     </w:p>
     <w:p>
@@ -7905,29 +7349,7 @@
           <w:sz w:val="28"/>
           <w:szCs w:val="28"/>
         </w:rPr>
-        <w:t xml:space="preserve">Хекслет. ИИ и нейросети: обучение с нуля для </w:t>
-      </w:r>
-      <w:proofErr w:type="gramStart"/>
-      <w:r>
-        <w:rPr>
-          <w:rFonts w:ascii="Times New Roman" w:eastAsia="Times New Roman" w:hAnsi="Times New Roman" w:cs="Times New Roman"/>
-          <w:iCs/>
-          <w:color w:val="000000"/>
-          <w:sz w:val="28"/>
-          <w:szCs w:val="28"/>
-        </w:rPr>
-        <w:t>начинающих :</w:t>
-      </w:r>
-      <w:proofErr w:type="gramEnd"/>
-      <w:r>
-        <w:rPr>
-          <w:rFonts w:ascii="Times New Roman" w:eastAsia="Times New Roman" w:hAnsi="Times New Roman" w:cs="Times New Roman"/>
-          <w:iCs/>
-          <w:color w:val="000000"/>
-          <w:sz w:val="28"/>
-          <w:szCs w:val="28"/>
-        </w:rPr>
-        <w:t xml:space="preserve"> программа. </w:t>
+        <w:t xml:space="preserve">Хекслет. ИИ и нейросети: обучение с нуля для начинающих : программа. </w:t>
       </w:r>
       <w:r>
         <w:rPr>
@@ -12491,6 +11913,7 @@
   <w:style w:type="character" w:default="1" w:styleId="a0">
     <w:name w:val="Default Paragraph Font"/>
     <w:uiPriority w:val="1"/>
+    <w:semiHidden/>
     <w:unhideWhenUsed/>
   </w:style>
   <w:style w:type="table" w:default="1" w:styleId="a1">

--- a/reports/report.docx
+++ b/reports/report.docx
@@ -303,7 +303,7 @@
           <w:rFonts w:ascii="Times New Roman" w:eastAsia="Times New Roman" w:hAnsi="Times New Roman" w:cs="Times New Roman"/>
           <w:color w:val="000000"/>
           <w:sz w:val="28"/>
-          <w:lang w:val="en-US" w:eastAsia="en-US" w:bidi="en-US"/>
+          <w:lang w:eastAsia="en-US" w:bidi="en-US"/>
         </w:rPr>
         <w:t>-</w:t>
       </w:r>
@@ -1114,6 +1114,7 @@
           <w:color w:val="000000"/>
           <w:sz w:val="28"/>
           <w:szCs w:val="28"/>
+          <w:lang w:val="en-US"/>
         </w:rPr>
       </w:pPr>
       <w:r>
@@ -1165,6 +1166,262 @@
           <w:szCs w:val="28"/>
         </w:rPr>
         <w:t xml:space="preserve"> «Сайт службы психологической помощи Московского Политеха». В отчете представлено описание проектной деятельности, включая анализ задания, реализацию функциональных блоков (бэкенд, фронтенд, тестирование, информационная безопасность), взаимодействие с заказчиком, а также результаты повышения квалификации в области больших языковых моделей (LLM) и итоги встречи с партнерами проекта.</w:t>
+      </w:r>
+    </w:p>
+    <w:p>
+      <w:pPr>
+        <w:suppressAutoHyphens w:val="0"/>
+        <w:spacing w:after="160" w:line="360" w:lineRule="auto"/>
+        <w:jc w:val="both"/>
+        <w:rPr>
+          <w:rFonts w:ascii="Times New Roman" w:eastAsia="Times New Roman" w:hAnsi="Times New Roman" w:cs="Times New Roman"/>
+          <w:iCs/>
+          <w:color w:val="000000"/>
+          <w:sz w:val="28"/>
+          <w:szCs w:val="28"/>
+        </w:rPr>
+      </w:pPr>
+      <w:r>
+        <w:rPr>
+          <w:rFonts w:ascii="Times New Roman" w:eastAsia="Times New Roman" w:hAnsi="Times New Roman" w:cs="Times New Roman"/>
+          <w:iCs/>
+          <w:color w:val="000000"/>
+          <w:sz w:val="28"/>
+          <w:szCs w:val="28"/>
+        </w:rPr>
+        <w:t xml:space="preserve">Ссылка на репозиторий с выполненными заданиями практики </w:t>
+      </w:r>
+      <w:r>
+        <w:rPr>
+          <w:rFonts w:ascii="Times New Roman" w:eastAsia="Times New Roman" w:hAnsi="Times New Roman" w:cs="Times New Roman"/>
+          <w:iCs/>
+          <w:color w:val="000000"/>
+          <w:sz w:val="28"/>
+          <w:szCs w:val="28"/>
+          <w:lang w:val="en-US"/>
+        </w:rPr>
+        <w:t>GitHub</w:t>
+      </w:r>
+      <w:r>
+        <w:rPr>
+          <w:rFonts w:ascii="Times New Roman" w:eastAsia="Times New Roman" w:hAnsi="Times New Roman" w:cs="Times New Roman"/>
+          <w:iCs/>
+          <w:color w:val="000000"/>
+          <w:sz w:val="28"/>
+          <w:szCs w:val="28"/>
+        </w:rPr>
+        <w:t xml:space="preserve"> URL:</w:t>
+      </w:r>
+      <w:hyperlink r:id="rId5" w:history="1">
+        <w:r>
+          <w:rPr>
+            <w:rStyle w:val="ac"/>
+            <w:rFonts w:ascii="Times New Roman" w:eastAsia="Times New Roman" w:hAnsi="Times New Roman" w:cs="Times New Roman"/>
+            <w:iCs/>
+            <w:sz w:val="28"/>
+            <w:szCs w:val="28"/>
+            <w:lang w:val="en-US"/>
+          </w:rPr>
+          <w:t>https</w:t>
+        </w:r>
+        <w:r>
+          <w:rPr>
+            <w:rStyle w:val="ac"/>
+            <w:rFonts w:ascii="Times New Roman" w:eastAsia="Times New Roman" w:hAnsi="Times New Roman" w:cs="Times New Roman"/>
+            <w:iCs/>
+            <w:sz w:val="28"/>
+            <w:szCs w:val="28"/>
+          </w:rPr>
+          <w:t>://</w:t>
+        </w:r>
+        <w:proofErr w:type="spellStart"/>
+        <w:r>
+          <w:rPr>
+            <w:rStyle w:val="ac"/>
+            <w:rFonts w:ascii="Times New Roman" w:eastAsia="Times New Roman" w:hAnsi="Times New Roman" w:cs="Times New Roman"/>
+            <w:iCs/>
+            <w:sz w:val="28"/>
+            <w:szCs w:val="28"/>
+            <w:lang w:val="en-US"/>
+          </w:rPr>
+          <w:t>github</w:t>
+        </w:r>
+        <w:proofErr w:type="spellEnd"/>
+        <w:r>
+          <w:rPr>
+            <w:rStyle w:val="ac"/>
+            <w:rFonts w:ascii="Times New Roman" w:eastAsia="Times New Roman" w:hAnsi="Times New Roman" w:cs="Times New Roman"/>
+            <w:iCs/>
+            <w:sz w:val="28"/>
+            <w:szCs w:val="28"/>
+          </w:rPr>
+          <w:t>.</w:t>
+        </w:r>
+        <w:r>
+          <w:rPr>
+            <w:rStyle w:val="ac"/>
+            <w:rFonts w:ascii="Times New Roman" w:eastAsia="Times New Roman" w:hAnsi="Times New Roman" w:cs="Times New Roman"/>
+            <w:iCs/>
+            <w:sz w:val="28"/>
+            <w:szCs w:val="28"/>
+            <w:lang w:val="en-US"/>
+          </w:rPr>
+          <w:t>com</w:t>
+        </w:r>
+        <w:r>
+          <w:rPr>
+            <w:rStyle w:val="ac"/>
+            <w:rFonts w:ascii="Times New Roman" w:eastAsia="Times New Roman" w:hAnsi="Times New Roman" w:cs="Times New Roman"/>
+            <w:iCs/>
+            <w:sz w:val="28"/>
+            <w:szCs w:val="28"/>
+          </w:rPr>
+          <w:t>/</w:t>
+        </w:r>
+        <w:proofErr w:type="spellStart"/>
+        <w:r>
+          <w:rPr>
+            <w:rStyle w:val="ac"/>
+            <w:rFonts w:ascii="Times New Roman" w:eastAsia="Times New Roman" w:hAnsi="Times New Roman" w:cs="Times New Roman"/>
+            <w:iCs/>
+            <w:sz w:val="28"/>
+            <w:szCs w:val="28"/>
+            <w:lang w:val="en-US"/>
+          </w:rPr>
+          <w:t>feathertyris</w:t>
+        </w:r>
+        <w:proofErr w:type="spellEnd"/>
+        <w:r>
+          <w:rPr>
+            <w:rStyle w:val="ac"/>
+            <w:rFonts w:ascii="Times New Roman" w:eastAsia="Times New Roman" w:hAnsi="Times New Roman" w:cs="Times New Roman"/>
+            <w:iCs/>
+            <w:sz w:val="28"/>
+            <w:szCs w:val="28"/>
+          </w:rPr>
+          <w:t>/</w:t>
+        </w:r>
+        <w:r>
+          <w:rPr>
+            <w:rStyle w:val="ac"/>
+            <w:rFonts w:ascii="Times New Roman" w:eastAsia="Times New Roman" w:hAnsi="Times New Roman" w:cs="Times New Roman"/>
+            <w:iCs/>
+            <w:sz w:val="28"/>
+            <w:szCs w:val="28"/>
+            <w:lang w:val="en-US"/>
+          </w:rPr>
+          <w:t>Project</w:t>
+        </w:r>
+        <w:r>
+          <w:rPr>
+            <w:rStyle w:val="ac"/>
+            <w:rFonts w:ascii="Times New Roman" w:eastAsia="Times New Roman" w:hAnsi="Times New Roman" w:cs="Times New Roman"/>
+            <w:iCs/>
+            <w:sz w:val="28"/>
+            <w:szCs w:val="28"/>
+          </w:rPr>
+          <w:t>-</w:t>
+        </w:r>
+        <w:r>
+          <w:rPr>
+            <w:rStyle w:val="ac"/>
+            <w:rFonts w:ascii="Times New Roman" w:eastAsia="Times New Roman" w:hAnsi="Times New Roman" w:cs="Times New Roman"/>
+            <w:iCs/>
+            <w:sz w:val="28"/>
+            <w:szCs w:val="28"/>
+            <w:lang w:val="en-US"/>
+          </w:rPr>
+          <w:t>practice</w:t>
+        </w:r>
+        <w:r>
+          <w:rPr>
+            <w:rStyle w:val="ac"/>
+            <w:rFonts w:ascii="Times New Roman" w:eastAsia="Times New Roman" w:hAnsi="Times New Roman" w:cs="Times New Roman"/>
+            <w:iCs/>
+            <w:sz w:val="28"/>
+            <w:szCs w:val="28"/>
+          </w:rPr>
+          <w:t>-2026</w:t>
+        </w:r>
+      </w:hyperlink>
+    </w:p>
+    <w:p>
+      <w:pPr>
+        <w:suppressAutoHyphens w:val="0"/>
+        <w:spacing w:after="160" w:line="360" w:lineRule="auto"/>
+        <w:jc w:val="both"/>
+        <w:rPr>
+          <w:rFonts w:ascii="Times New Roman" w:eastAsia="Times New Roman" w:hAnsi="Times New Roman" w:cs="Times New Roman"/>
+          <w:iCs/>
+          <w:color w:val="000000"/>
+          <w:sz w:val="28"/>
+          <w:szCs w:val="28"/>
+        </w:rPr>
+      </w:pPr>
+      <w:r>
+        <w:rPr>
+          <w:rFonts w:ascii="Times New Roman" w:eastAsia="Times New Roman" w:hAnsi="Times New Roman" w:cs="Times New Roman"/>
+          <w:iCs/>
+          <w:color w:val="000000"/>
+          <w:sz w:val="28"/>
+          <w:szCs w:val="28"/>
+        </w:rPr>
+        <w:t xml:space="preserve">Ссылка на репозиторий с выполненными заданиями практики </w:t>
+      </w:r>
+      <w:r>
+        <w:rPr>
+          <w:rFonts w:ascii="Times New Roman" w:eastAsia="Times New Roman" w:hAnsi="Times New Roman" w:cs="Times New Roman"/>
+          <w:iCs/>
+          <w:color w:val="000000"/>
+          <w:sz w:val="28"/>
+          <w:szCs w:val="28"/>
+          <w:lang w:val="en-US"/>
+        </w:rPr>
+        <w:t>G</w:t>
+      </w:r>
+      <w:proofErr w:type="spellStart"/>
+      <w:r>
+        <w:rPr>
+          <w:rFonts w:ascii="Times New Roman" w:eastAsia="Times New Roman" w:hAnsi="Times New Roman" w:cs="Times New Roman"/>
+          <w:iCs/>
+          <w:color w:val="000000"/>
+          <w:sz w:val="28"/>
+          <w:szCs w:val="28"/>
+        </w:rPr>
+        <w:t>itverse</w:t>
+      </w:r>
+      <w:proofErr w:type="spellEnd"/>
+      <w:r>
+        <w:rPr>
+          <w:rFonts w:ascii="Times New Roman" w:eastAsia="Times New Roman" w:hAnsi="Times New Roman" w:cs="Times New Roman"/>
+          <w:iCs/>
+          <w:color w:val="000000"/>
+          <w:sz w:val="28"/>
+          <w:szCs w:val="28"/>
+        </w:rPr>
+        <w:t xml:space="preserve"> URL:</w:t>
+      </w:r>
+      <w:hyperlink r:id="rId6" w:history="1">
+        <w:r>
+          <w:rPr>
+            <w:rStyle w:val="ac"/>
+            <w:rFonts w:ascii="Times New Roman" w:eastAsia="Times New Roman" w:hAnsi="Times New Roman" w:cs="Times New Roman"/>
+            <w:iCs/>
+            <w:sz w:val="28"/>
+            <w:szCs w:val="28"/>
+          </w:rPr>
+          <w:t>https://gitverse.ru/mospol/project-practice-2026-feathertyris</w:t>
+        </w:r>
+      </w:hyperlink>
+      <w:r>
+        <w:rPr>
+          <w:rFonts w:ascii="Times New Roman" w:eastAsia="Times New Roman" w:hAnsi="Times New Roman" w:cs="Times New Roman"/>
+          <w:iCs/>
+          <w:color w:val="000000"/>
+          <w:sz w:val="28"/>
+          <w:szCs w:val="28"/>
+        </w:rPr>
+        <w:t xml:space="preserve"> </w:t>
       </w:r>
     </w:p>
     <w:p>
@@ -3964,6 +4221,7 @@
         </w:rPr>
         <w:t>/</w:t>
       </w:r>
+      <w:proofErr w:type="spellStart"/>
       <w:r>
         <w:rPr>
           <w:rFonts w:ascii="Times New Roman" w:eastAsia="Times New Roman" w:hAnsi="Times New Roman" w:cs="Times New Roman"/>
@@ -3975,6 +4233,7 @@
         </w:rPr>
         <w:t>llm</w:t>
       </w:r>
+      <w:proofErr w:type="spellEnd"/>
       <w:r>
         <w:rPr>
           <w:rFonts w:ascii="Times New Roman" w:eastAsia="Times New Roman" w:hAnsi="Times New Roman" w:cs="Times New Roman"/>
@@ -4895,7 +5154,29 @@
           <w:sz w:val="28"/>
           <w:szCs w:val="28"/>
         </w:rPr>
-        <w:t>изучены принципы работы HTTP-протокола, структура запросов и ответов, основы сокетного программирования.</w:t>
+        <w:t xml:space="preserve">изучены принципы работы HTTP-протокола, структура запросов и ответов, основы </w:t>
+      </w:r>
+      <w:proofErr w:type="spellStart"/>
+      <w:r>
+        <w:rPr>
+          <w:rFonts w:ascii="Times New Roman" w:eastAsia="Times New Roman" w:hAnsi="Times New Roman" w:cs="Times New Roman"/>
+          <w:iCs/>
+          <w:color w:val="000000"/>
+          <w:sz w:val="28"/>
+          <w:szCs w:val="28"/>
+        </w:rPr>
+        <w:t>сокетного</w:t>
+      </w:r>
+      <w:proofErr w:type="spellEnd"/>
+      <w:r>
+        <w:rPr>
+          <w:rFonts w:ascii="Times New Roman" w:eastAsia="Times New Roman" w:hAnsi="Times New Roman" w:cs="Times New Roman"/>
+          <w:iCs/>
+          <w:color w:val="000000"/>
+          <w:sz w:val="28"/>
+          <w:szCs w:val="28"/>
+        </w:rPr>
+        <w:t xml:space="preserve"> программирования.</w:t>
       </w:r>
     </w:p>
     <w:p>
@@ -5460,15 +5741,49 @@
           <w:szCs w:val="28"/>
         </w:rPr>
       </w:pPr>
-      <w:r>
-        <w:rPr>
-          <w:rFonts w:ascii="Times New Roman" w:eastAsia="Times New Roman" w:hAnsi="Times New Roman" w:cs="Times New Roman"/>
-          <w:iCs/>
-          <w:color w:val="000000"/>
-          <w:sz w:val="28"/>
-          <w:szCs w:val="28"/>
-        </w:rPr>
-        <w:t>Git и репозиторий: Настроена локальная среда с Git и SSH-аутентификацие</w:t>
+      <w:proofErr w:type="spellStart"/>
+      <w:r>
+        <w:rPr>
+          <w:rFonts w:ascii="Times New Roman" w:eastAsia="Times New Roman" w:hAnsi="Times New Roman" w:cs="Times New Roman"/>
+          <w:iCs/>
+          <w:color w:val="000000"/>
+          <w:sz w:val="28"/>
+          <w:szCs w:val="28"/>
+        </w:rPr>
+        <w:t>Git</w:t>
+      </w:r>
+      <w:proofErr w:type="spellEnd"/>
+      <w:r>
+        <w:rPr>
+          <w:rFonts w:ascii="Times New Roman" w:eastAsia="Times New Roman" w:hAnsi="Times New Roman" w:cs="Times New Roman"/>
+          <w:iCs/>
+          <w:color w:val="000000"/>
+          <w:sz w:val="28"/>
+          <w:szCs w:val="28"/>
+        </w:rPr>
+        <w:t xml:space="preserve"> и репозиторий: Настроена локальная среда с </w:t>
+      </w:r>
+      <w:proofErr w:type="spellStart"/>
+      <w:r>
+        <w:rPr>
+          <w:rFonts w:ascii="Times New Roman" w:eastAsia="Times New Roman" w:hAnsi="Times New Roman" w:cs="Times New Roman"/>
+          <w:iCs/>
+          <w:color w:val="000000"/>
+          <w:sz w:val="28"/>
+          <w:szCs w:val="28"/>
+        </w:rPr>
+        <w:t>Git</w:t>
+      </w:r>
+      <w:proofErr w:type="spellEnd"/>
+      <w:r>
+        <w:rPr>
+          <w:rFonts w:ascii="Times New Roman" w:eastAsia="Times New Roman" w:hAnsi="Times New Roman" w:cs="Times New Roman"/>
+          <w:iCs/>
+          <w:color w:val="000000"/>
+          <w:sz w:val="28"/>
+          <w:szCs w:val="28"/>
+        </w:rPr>
+        <w:t xml:space="preserve"> и SSH-аутентификацие</w:t>
       </w:r>
       <w:r>
         <w:rPr>
@@ -5488,7 +5803,161 @@
           <w:sz w:val="28"/>
           <w:szCs w:val="28"/>
         </w:rPr>
-        <w:t>. Регулярно фиксировались осмысленные коммиты с привязкой к Issues. Освоены базовые команды: clone, add, commit, push, branch, merge.</w:t>
+        <w:t xml:space="preserve">. Регулярно фиксировались осмысленные коммиты с привязкой к </w:t>
+      </w:r>
+      <w:proofErr w:type="spellStart"/>
+      <w:r>
+        <w:rPr>
+          <w:rFonts w:ascii="Times New Roman" w:eastAsia="Times New Roman" w:hAnsi="Times New Roman" w:cs="Times New Roman"/>
+          <w:iCs/>
+          <w:color w:val="000000"/>
+          <w:sz w:val="28"/>
+          <w:szCs w:val="28"/>
+        </w:rPr>
+        <w:t>Issues</w:t>
+      </w:r>
+      <w:proofErr w:type="spellEnd"/>
+      <w:r>
+        <w:rPr>
+          <w:rFonts w:ascii="Times New Roman" w:eastAsia="Times New Roman" w:hAnsi="Times New Roman" w:cs="Times New Roman"/>
+          <w:iCs/>
+          <w:color w:val="000000"/>
+          <w:sz w:val="28"/>
+          <w:szCs w:val="28"/>
+        </w:rPr>
+        <w:t xml:space="preserve">. Освоены базовые команды: </w:t>
+      </w:r>
+      <w:proofErr w:type="spellStart"/>
+      <w:r>
+        <w:rPr>
+          <w:rFonts w:ascii="Times New Roman" w:eastAsia="Times New Roman" w:hAnsi="Times New Roman" w:cs="Times New Roman"/>
+          <w:iCs/>
+          <w:color w:val="000000"/>
+          <w:sz w:val="28"/>
+          <w:szCs w:val="28"/>
+        </w:rPr>
+        <w:t>clone</w:t>
+      </w:r>
+      <w:proofErr w:type="spellEnd"/>
+      <w:r>
+        <w:rPr>
+          <w:rFonts w:ascii="Times New Roman" w:eastAsia="Times New Roman" w:hAnsi="Times New Roman" w:cs="Times New Roman"/>
+          <w:iCs/>
+          <w:color w:val="000000"/>
+          <w:sz w:val="28"/>
+          <w:szCs w:val="28"/>
+        </w:rPr>
+        <w:t xml:space="preserve">, </w:t>
+      </w:r>
+      <w:proofErr w:type="spellStart"/>
+      <w:r>
+        <w:rPr>
+          <w:rFonts w:ascii="Times New Roman" w:eastAsia="Times New Roman" w:hAnsi="Times New Roman" w:cs="Times New Roman"/>
+          <w:iCs/>
+          <w:color w:val="000000"/>
+          <w:sz w:val="28"/>
+          <w:szCs w:val="28"/>
+        </w:rPr>
+        <w:t>add</w:t>
+      </w:r>
+      <w:proofErr w:type="spellEnd"/>
+      <w:r>
+        <w:rPr>
+          <w:rFonts w:ascii="Times New Roman" w:eastAsia="Times New Roman" w:hAnsi="Times New Roman" w:cs="Times New Roman"/>
+          <w:iCs/>
+          <w:color w:val="000000"/>
+          <w:sz w:val="28"/>
+          <w:szCs w:val="28"/>
+        </w:rPr>
+        <w:t xml:space="preserve">, </w:t>
+      </w:r>
+      <w:proofErr w:type="spellStart"/>
+      <w:r>
+        <w:rPr>
+          <w:rFonts w:ascii="Times New Roman" w:eastAsia="Times New Roman" w:hAnsi="Times New Roman" w:cs="Times New Roman"/>
+          <w:iCs/>
+          <w:color w:val="000000"/>
+          <w:sz w:val="28"/>
+          <w:szCs w:val="28"/>
+        </w:rPr>
+        <w:t>commit</w:t>
+      </w:r>
+      <w:proofErr w:type="spellEnd"/>
+      <w:r>
+        <w:rPr>
+          <w:rFonts w:ascii="Times New Roman" w:eastAsia="Times New Roman" w:hAnsi="Times New Roman" w:cs="Times New Roman"/>
+          <w:iCs/>
+          <w:color w:val="000000"/>
+          <w:sz w:val="28"/>
+          <w:szCs w:val="28"/>
+        </w:rPr>
+        <w:t xml:space="preserve">, </w:t>
+      </w:r>
+      <w:proofErr w:type="spellStart"/>
+      <w:r>
+        <w:rPr>
+          <w:rFonts w:ascii="Times New Roman" w:eastAsia="Times New Roman" w:hAnsi="Times New Roman" w:cs="Times New Roman"/>
+          <w:iCs/>
+          <w:color w:val="000000"/>
+          <w:sz w:val="28"/>
+          <w:szCs w:val="28"/>
+        </w:rPr>
+        <w:t>push</w:t>
+      </w:r>
+      <w:proofErr w:type="spellEnd"/>
+      <w:r>
+        <w:rPr>
+          <w:rFonts w:ascii="Times New Roman" w:eastAsia="Times New Roman" w:hAnsi="Times New Roman" w:cs="Times New Roman"/>
+          <w:iCs/>
+          <w:color w:val="000000"/>
+          <w:sz w:val="28"/>
+          <w:szCs w:val="28"/>
+        </w:rPr>
+        <w:t xml:space="preserve">, </w:t>
+      </w:r>
+      <w:proofErr w:type="spellStart"/>
+      <w:r>
+        <w:rPr>
+          <w:rFonts w:ascii="Times New Roman" w:eastAsia="Times New Roman" w:hAnsi="Times New Roman" w:cs="Times New Roman"/>
+          <w:iCs/>
+          <w:color w:val="000000"/>
+          <w:sz w:val="28"/>
+          <w:szCs w:val="28"/>
+        </w:rPr>
+        <w:t>branch</w:t>
+      </w:r>
+      <w:proofErr w:type="spellEnd"/>
+      <w:r>
+        <w:rPr>
+          <w:rFonts w:ascii="Times New Roman" w:eastAsia="Times New Roman" w:hAnsi="Times New Roman" w:cs="Times New Roman"/>
+          <w:iCs/>
+          <w:color w:val="000000"/>
+          <w:sz w:val="28"/>
+          <w:szCs w:val="28"/>
+        </w:rPr>
+        <w:t xml:space="preserve">, </w:t>
+      </w:r>
+      <w:proofErr w:type="spellStart"/>
+      <w:r>
+        <w:rPr>
+          <w:rFonts w:ascii="Times New Roman" w:eastAsia="Times New Roman" w:hAnsi="Times New Roman" w:cs="Times New Roman"/>
+          <w:iCs/>
+          <w:color w:val="000000"/>
+          <w:sz w:val="28"/>
+          <w:szCs w:val="28"/>
+        </w:rPr>
+        <w:t>merge</w:t>
+      </w:r>
+      <w:proofErr w:type="spellEnd"/>
+      <w:r>
+        <w:rPr>
+          <w:rFonts w:ascii="Times New Roman" w:eastAsia="Times New Roman" w:hAnsi="Times New Roman" w:cs="Times New Roman"/>
+          <w:iCs/>
+          <w:color w:val="000000"/>
+          <w:sz w:val="28"/>
+          <w:szCs w:val="28"/>
+        </w:rPr>
+        <w:t>.</w:t>
       </w:r>
     </w:p>
     <w:p>
@@ -5509,19 +5978,76 @@
           <w:szCs w:val="28"/>
         </w:rPr>
       </w:pPr>
-      <w:r>
-        <w:rPr>
-          <w:rFonts w:ascii="Times New Roman" w:eastAsia="Times New Roman" w:hAnsi="Times New Roman" w:cs="Times New Roman"/>
-          <w:iCs/>
-          <w:color w:val="000000"/>
-          <w:sz w:val="28"/>
-          <w:szCs w:val="28"/>
-        </w:rPr>
-        <w:t>Markdown-документация: Изучен синтаксис Markdown. В папке docs/ созданы 6 документов (project.md, members.md, journal.md, resources.md;</w:t>
+      <w:proofErr w:type="spellStart"/>
+      <w:r>
+        <w:rPr>
+          <w:rFonts w:ascii="Times New Roman" w:eastAsia="Times New Roman" w:hAnsi="Times New Roman" w:cs="Times New Roman"/>
+          <w:iCs/>
+          <w:color w:val="000000"/>
+          <w:sz w:val="28"/>
+          <w:szCs w:val="28"/>
+        </w:rPr>
+        <w:t>Markdown</w:t>
+      </w:r>
+      <w:proofErr w:type="spellEnd"/>
+      <w:r>
+        <w:rPr>
+          <w:rFonts w:ascii="Times New Roman" w:eastAsia="Times New Roman" w:hAnsi="Times New Roman" w:cs="Times New Roman"/>
+          <w:iCs/>
+          <w:color w:val="000000"/>
+          <w:sz w:val="28"/>
+          <w:szCs w:val="28"/>
+        </w:rPr>
+        <w:t xml:space="preserve">-документация: Изучен синтаксис </w:t>
+      </w:r>
+      <w:proofErr w:type="spellStart"/>
+      <w:r>
+        <w:rPr>
+          <w:rFonts w:ascii="Times New Roman" w:eastAsia="Times New Roman" w:hAnsi="Times New Roman" w:cs="Times New Roman"/>
+          <w:iCs/>
+          <w:color w:val="000000"/>
+          <w:sz w:val="28"/>
+          <w:szCs w:val="28"/>
+        </w:rPr>
+        <w:t>Markdown</w:t>
+      </w:r>
+      <w:proofErr w:type="spellEnd"/>
+      <w:r>
+        <w:rPr>
+          <w:rFonts w:ascii="Times New Roman" w:eastAsia="Times New Roman" w:hAnsi="Times New Roman" w:cs="Times New Roman"/>
+          <w:iCs/>
+          <w:color w:val="000000"/>
+          <w:sz w:val="28"/>
+          <w:szCs w:val="28"/>
+        </w:rPr>
+        <w:t xml:space="preserve">. В папке </w:t>
+      </w:r>
+      <w:proofErr w:type="spellStart"/>
+      <w:r>
+        <w:rPr>
+          <w:rFonts w:ascii="Times New Roman" w:eastAsia="Times New Roman" w:hAnsi="Times New Roman" w:cs="Times New Roman"/>
+          <w:iCs/>
+          <w:color w:val="000000"/>
+          <w:sz w:val="28"/>
+          <w:szCs w:val="28"/>
+        </w:rPr>
+        <w:t>docs</w:t>
+      </w:r>
+      <w:proofErr w:type="spellEnd"/>
+      <w:r>
+        <w:rPr>
+          <w:rFonts w:ascii="Times New Roman" w:eastAsia="Times New Roman" w:hAnsi="Times New Roman" w:cs="Times New Roman"/>
+          <w:iCs/>
+          <w:color w:val="000000"/>
+          <w:sz w:val="28"/>
+          <w:szCs w:val="28"/>
+        </w:rPr>
+        <w:t>/ созданы 6 документов (project.md, members.md, journal.md, resources.md;</w:t>
       </w:r>
       <w:r>
         <w:t xml:space="preserve"> </w:t>
       </w:r>
+      <w:proofErr w:type="spellStart"/>
       <w:r>
         <w:rPr>
           <w:rFonts w:ascii="Times New Roman" w:eastAsia="Times New Roman" w:hAnsi="Times New Roman" w:cs="Times New Roman"/>
@@ -5533,6 +6059,7 @@
         </w:rPr>
         <w:t>llm</w:t>
       </w:r>
+      <w:proofErr w:type="spellEnd"/>
       <w:r>
         <w:rPr>
           <w:rFonts w:ascii="Times New Roman" w:eastAsia="Times New Roman" w:hAnsi="Times New Roman" w:cs="Times New Roman"/>
@@ -5786,7 +6313,51 @@
           <w:sz w:val="28"/>
           <w:szCs w:val="28"/>
         </w:rPr>
-        <w:t>Онлайн-курсы по LLM: Пройдено 4 курса (Hugging Face, СберУниверситет, Habr, Хекслет). Подготовлен отчёт llm_report.md. Компетенции применены при генерации характеристик участников и создании кода сервера.</w:t>
+        <w:t>Онлайн-курсы по LLM: Пройдено 4 курса (</w:t>
+      </w:r>
+      <w:proofErr w:type="spellStart"/>
+      <w:r>
+        <w:rPr>
+          <w:rFonts w:ascii="Times New Roman" w:eastAsia="Times New Roman" w:hAnsi="Times New Roman" w:cs="Times New Roman"/>
+          <w:iCs/>
+          <w:color w:val="000000"/>
+          <w:sz w:val="28"/>
+          <w:szCs w:val="28"/>
+        </w:rPr>
+        <w:t>Hugging</w:t>
+      </w:r>
+      <w:proofErr w:type="spellEnd"/>
+      <w:r>
+        <w:rPr>
+          <w:rFonts w:ascii="Times New Roman" w:eastAsia="Times New Roman" w:hAnsi="Times New Roman" w:cs="Times New Roman"/>
+          <w:iCs/>
+          <w:color w:val="000000"/>
+          <w:sz w:val="28"/>
+          <w:szCs w:val="28"/>
+        </w:rPr>
+        <w:t xml:space="preserve"> Face, СберУниверситет, </w:t>
+      </w:r>
+      <w:proofErr w:type="spellStart"/>
+      <w:r>
+        <w:rPr>
+          <w:rFonts w:ascii="Times New Roman" w:eastAsia="Times New Roman" w:hAnsi="Times New Roman" w:cs="Times New Roman"/>
+          <w:iCs/>
+          <w:color w:val="000000"/>
+          <w:sz w:val="28"/>
+          <w:szCs w:val="28"/>
+        </w:rPr>
+        <w:t>Habr</w:t>
+      </w:r>
+      <w:proofErr w:type="spellEnd"/>
+      <w:r>
+        <w:rPr>
+          <w:rFonts w:ascii="Times New Roman" w:eastAsia="Times New Roman" w:hAnsi="Times New Roman" w:cs="Times New Roman"/>
+          <w:iCs/>
+          <w:color w:val="000000"/>
+          <w:sz w:val="28"/>
+          <w:szCs w:val="28"/>
+        </w:rPr>
+        <w:t>, Хекслет). Подготовлен отчёт llm_report.md. Компетенции применены при генерации характеристик участников и создании кода сервера.</w:t>
       </w:r>
     </w:p>
     <w:p>
@@ -5902,7 +6473,117 @@
           <w:sz w:val="28"/>
           <w:szCs w:val="28"/>
         </w:rPr>
-        <w:t>Разработан прототип HTTP-сервера с нуля на Python (библиотека socket) без использования фреймворков. Реализованы: сокет-сервер для приёма TCP-соединений, маршрутизация запросов (/, /next-affirmation, /logo.svg, /hand-help.svg), раздача статических SVG-файлов с корректными Content-Type, генерация HTML-страниц, AJAX-эндпоинт для динамического обновления контента.</w:t>
+        <w:t xml:space="preserve">Разработан прототип HTTP-сервера с нуля на Python (библиотека </w:t>
+      </w:r>
+      <w:proofErr w:type="spellStart"/>
+      <w:r>
+        <w:rPr>
+          <w:rFonts w:ascii="Times New Roman" w:eastAsia="Times New Roman" w:hAnsi="Times New Roman" w:cs="Times New Roman"/>
+          <w:iCs/>
+          <w:color w:val="000000"/>
+          <w:sz w:val="28"/>
+          <w:szCs w:val="28"/>
+        </w:rPr>
+        <w:t>socket</w:t>
+      </w:r>
+      <w:proofErr w:type="spellEnd"/>
+      <w:r>
+        <w:rPr>
+          <w:rFonts w:ascii="Times New Roman" w:eastAsia="Times New Roman" w:hAnsi="Times New Roman" w:cs="Times New Roman"/>
+          <w:iCs/>
+          <w:color w:val="000000"/>
+          <w:sz w:val="28"/>
+          <w:szCs w:val="28"/>
+        </w:rPr>
+        <w:t>) без использования фреймворков. Реализованы: сокет-сервер для приёма TCP-соединений, маршрутизация запросов (/, /</w:t>
+      </w:r>
+      <w:proofErr w:type="spellStart"/>
+      <w:r>
+        <w:rPr>
+          <w:rFonts w:ascii="Times New Roman" w:eastAsia="Times New Roman" w:hAnsi="Times New Roman" w:cs="Times New Roman"/>
+          <w:iCs/>
+          <w:color w:val="000000"/>
+          <w:sz w:val="28"/>
+          <w:szCs w:val="28"/>
+        </w:rPr>
+        <w:t>next-affirmation</w:t>
+      </w:r>
+      <w:proofErr w:type="spellEnd"/>
+      <w:r>
+        <w:rPr>
+          <w:rFonts w:ascii="Times New Roman" w:eastAsia="Times New Roman" w:hAnsi="Times New Roman" w:cs="Times New Roman"/>
+          <w:iCs/>
+          <w:color w:val="000000"/>
+          <w:sz w:val="28"/>
+          <w:szCs w:val="28"/>
+        </w:rPr>
+        <w:t>, /</w:t>
+      </w:r>
+      <w:proofErr w:type="spellStart"/>
+      <w:r>
+        <w:rPr>
+          <w:rFonts w:ascii="Times New Roman" w:eastAsia="Times New Roman" w:hAnsi="Times New Roman" w:cs="Times New Roman"/>
+          <w:iCs/>
+          <w:color w:val="000000"/>
+          <w:sz w:val="28"/>
+          <w:szCs w:val="28"/>
+        </w:rPr>
+        <w:t>logo.svg</w:t>
+      </w:r>
+      <w:proofErr w:type="spellEnd"/>
+      <w:r>
+        <w:rPr>
+          <w:rFonts w:ascii="Times New Roman" w:eastAsia="Times New Roman" w:hAnsi="Times New Roman" w:cs="Times New Roman"/>
+          <w:iCs/>
+          <w:color w:val="000000"/>
+          <w:sz w:val="28"/>
+          <w:szCs w:val="28"/>
+        </w:rPr>
+        <w:t>, /</w:t>
+      </w:r>
+      <w:proofErr w:type="spellStart"/>
+      <w:r>
+        <w:rPr>
+          <w:rFonts w:ascii="Times New Roman" w:eastAsia="Times New Roman" w:hAnsi="Times New Roman" w:cs="Times New Roman"/>
+          <w:iCs/>
+          <w:color w:val="000000"/>
+          <w:sz w:val="28"/>
+          <w:szCs w:val="28"/>
+        </w:rPr>
+        <w:t>hand-help.svg</w:t>
+      </w:r>
+      <w:proofErr w:type="spellEnd"/>
+      <w:r>
+        <w:rPr>
+          <w:rFonts w:ascii="Times New Roman" w:eastAsia="Times New Roman" w:hAnsi="Times New Roman" w:cs="Times New Roman"/>
+          <w:iCs/>
+          <w:color w:val="000000"/>
+          <w:sz w:val="28"/>
+          <w:szCs w:val="28"/>
+        </w:rPr>
+        <w:t>), раздача статических SVG-файлов с корректными Content-Type, генерация HTML-страниц, AJAX-</w:t>
+      </w:r>
+      <w:proofErr w:type="spellStart"/>
+      <w:r>
+        <w:rPr>
+          <w:rFonts w:ascii="Times New Roman" w:eastAsia="Times New Roman" w:hAnsi="Times New Roman" w:cs="Times New Roman"/>
+          <w:iCs/>
+          <w:color w:val="000000"/>
+          <w:sz w:val="28"/>
+          <w:szCs w:val="28"/>
+        </w:rPr>
+        <w:t>эндпоинт</w:t>
+      </w:r>
+      <w:proofErr w:type="spellEnd"/>
+      <w:r>
+        <w:rPr>
+          <w:rFonts w:ascii="Times New Roman" w:eastAsia="Times New Roman" w:hAnsi="Times New Roman" w:cs="Times New Roman"/>
+          <w:iCs/>
+          <w:color w:val="000000"/>
+          <w:sz w:val="28"/>
+          <w:szCs w:val="28"/>
+        </w:rPr>
+        <w:t xml:space="preserve"> для динамического обновления контента.</w:t>
       </w:r>
     </w:p>
     <w:p>
@@ -6013,7 +6694,51 @@
           <w:sz w:val="28"/>
           <w:szCs w:val="28"/>
         </w:rPr>
-        <w:t>Класс AffirmationManager для управления очередностью уникальных фраз с исключением повторов (кольцевая очередь deque, динамическое обновление пула).</w:t>
+        <w:t xml:space="preserve">Класс </w:t>
+      </w:r>
+      <w:proofErr w:type="spellStart"/>
+      <w:r>
+        <w:rPr>
+          <w:rFonts w:ascii="Times New Roman" w:eastAsia="Times New Roman" w:hAnsi="Times New Roman" w:cs="Times New Roman"/>
+          <w:iCs/>
+          <w:color w:val="000000"/>
+          <w:sz w:val="28"/>
+          <w:szCs w:val="28"/>
+        </w:rPr>
+        <w:t>AffirmationManager</w:t>
+      </w:r>
+      <w:proofErr w:type="spellEnd"/>
+      <w:r>
+        <w:rPr>
+          <w:rFonts w:ascii="Times New Roman" w:eastAsia="Times New Roman" w:hAnsi="Times New Roman" w:cs="Times New Roman"/>
+          <w:iCs/>
+          <w:color w:val="000000"/>
+          <w:sz w:val="28"/>
+          <w:szCs w:val="28"/>
+        </w:rPr>
+        <w:t xml:space="preserve"> для управления очередностью уникальных фраз с исключением повторов (кольцевая очередь </w:t>
+      </w:r>
+      <w:proofErr w:type="spellStart"/>
+      <w:r>
+        <w:rPr>
+          <w:rFonts w:ascii="Times New Roman" w:eastAsia="Times New Roman" w:hAnsi="Times New Roman" w:cs="Times New Roman"/>
+          <w:iCs/>
+          <w:color w:val="000000"/>
+          <w:sz w:val="28"/>
+          <w:szCs w:val="28"/>
+        </w:rPr>
+        <w:t>deque</w:t>
+      </w:r>
+      <w:proofErr w:type="spellEnd"/>
+      <w:r>
+        <w:rPr>
+          <w:rFonts w:ascii="Times New Roman" w:eastAsia="Times New Roman" w:hAnsi="Times New Roman" w:cs="Times New Roman"/>
+          <w:iCs/>
+          <w:color w:val="000000"/>
+          <w:sz w:val="28"/>
+          <w:szCs w:val="28"/>
+        </w:rPr>
+        <w:t>, динамическое обновление пула).</w:t>
       </w:r>
     </w:p>
     <w:p>
@@ -6158,7 +6883,29 @@
           <w:sz w:val="28"/>
           <w:szCs w:val="28"/>
         </w:rPr>
-        <w:t>Документирование: Создано техническое руководство (туториал) с UML-диаграммами, пошаговой инструкцией (6 шагов), полным кодом, 3 иллюстрациями. Руководство размещено в src/, информация добавлена на сайт.</w:t>
+        <w:t xml:space="preserve">Документирование: Создано техническое руководство (туториал) с UML-диаграммами, пошаговой инструкцией (6 шагов), полным кодом, 3 иллюстрациями. Руководство размещено в </w:t>
+      </w:r>
+      <w:proofErr w:type="spellStart"/>
+      <w:r>
+        <w:rPr>
+          <w:rFonts w:ascii="Times New Roman" w:eastAsia="Times New Roman" w:hAnsi="Times New Roman" w:cs="Times New Roman"/>
+          <w:iCs/>
+          <w:color w:val="000000"/>
+          <w:sz w:val="28"/>
+          <w:szCs w:val="28"/>
+        </w:rPr>
+        <w:t>src</w:t>
+      </w:r>
+      <w:proofErr w:type="spellEnd"/>
+      <w:r>
+        <w:rPr>
+          <w:rFonts w:ascii="Times New Roman" w:eastAsia="Times New Roman" w:hAnsi="Times New Roman" w:cs="Times New Roman"/>
+          <w:iCs/>
+          <w:color w:val="000000"/>
+          <w:sz w:val="28"/>
+          <w:szCs w:val="28"/>
+        </w:rPr>
+        <w:t>/, информация добавлена на сайт.</w:t>
       </w:r>
     </w:p>
     <w:p>
@@ -6182,7 +6929,29 @@
           <w:sz w:val="28"/>
           <w:szCs w:val="28"/>
         </w:rPr>
-        <w:t>Итоговый отчёт: Составлен в форматах DOCX и PDF, размещён в reports/ и загружен в LMS.</w:t>
+        <w:t xml:space="preserve">Итоговый отчёт: Составлен в форматах DOCX и PDF, размещён в </w:t>
+      </w:r>
+      <w:proofErr w:type="spellStart"/>
+      <w:r>
+        <w:rPr>
+          <w:rFonts w:ascii="Times New Roman" w:eastAsia="Times New Roman" w:hAnsi="Times New Roman" w:cs="Times New Roman"/>
+          <w:iCs/>
+          <w:color w:val="000000"/>
+          <w:sz w:val="28"/>
+          <w:szCs w:val="28"/>
+        </w:rPr>
+        <w:t>reports</w:t>
+      </w:r>
+      <w:proofErr w:type="spellEnd"/>
+      <w:r>
+        <w:rPr>
+          <w:rFonts w:ascii="Times New Roman" w:eastAsia="Times New Roman" w:hAnsi="Times New Roman" w:cs="Times New Roman"/>
+          <w:iCs/>
+          <w:color w:val="000000"/>
+          <w:sz w:val="28"/>
+          <w:szCs w:val="28"/>
+        </w:rPr>
+        <w:t>/ и загружен в LMS.</w:t>
       </w:r>
     </w:p>
     <w:p>
@@ -7238,7 +8007,7 @@
       <w:r>
         <w:t xml:space="preserve"> </w:t>
       </w:r>
-      <w:hyperlink r:id="rId5" w:history="1">
+      <w:hyperlink r:id="rId7" w:history="1">
         <w:r>
           <w:rPr>
             <w:rStyle w:val="ac"/>
@@ -7349,7 +8118,27 @@
           <w:sz w:val="28"/>
           <w:szCs w:val="28"/>
         </w:rPr>
-        <w:t xml:space="preserve">Хекслет. ИИ и нейросети: обучение с нуля для начинающих : программа. </w:t>
+        <w:t xml:space="preserve">Хекслет. ИИ и нейросети: обучение с нуля для </w:t>
+      </w:r>
+      <w:r>
+        <w:rPr>
+          <w:rFonts w:ascii="Times New Roman" w:eastAsia="Times New Roman" w:hAnsi="Times New Roman" w:cs="Times New Roman"/>
+          <w:iCs/>
+          <w:color w:val="000000"/>
+          <w:sz w:val="28"/>
+          <w:szCs w:val="28"/>
+        </w:rPr>
+        <w:t>начинающих:</w:t>
+      </w:r>
+      <w:r>
+        <w:rPr>
+          <w:rFonts w:ascii="Times New Roman" w:eastAsia="Times New Roman" w:hAnsi="Times New Roman" w:cs="Times New Roman"/>
+          <w:iCs/>
+          <w:color w:val="000000"/>
+          <w:sz w:val="28"/>
+          <w:szCs w:val="28"/>
+        </w:rPr>
+        <w:t xml:space="preserve"> программа. </w:t>
       </w:r>
       <w:r>
         <w:rPr>
@@ -7409,6 +8198,342 @@
           <w:szCs w:val="28"/>
         </w:rPr>
         <w:t>ной деятельности</w:t>
+      </w:r>
+    </w:p>
+    <w:p>
+      <w:pPr>
+        <w:pStyle w:val="a7"/>
+        <w:numPr>
+          <w:ilvl w:val="0"/>
+          <w:numId w:val="20"/>
+        </w:numPr>
+        <w:suppressAutoHyphens w:val="0"/>
+        <w:spacing w:after="160" w:line="360" w:lineRule="auto"/>
+        <w:jc w:val="both"/>
+        <w:rPr>
+          <w:rFonts w:ascii="Times New Roman" w:eastAsia="Times New Roman" w:hAnsi="Times New Roman" w:cs="Times New Roman"/>
+          <w:iCs/>
+          <w:color w:val="000000"/>
+          <w:sz w:val="28"/>
+          <w:szCs w:val="28"/>
+        </w:rPr>
+      </w:pPr>
+      <w:r>
+        <w:rPr>
+          <w:rFonts w:ascii="Times New Roman" w:eastAsia="Times New Roman" w:hAnsi="Times New Roman" w:cs="Times New Roman"/>
+          <w:iCs/>
+          <w:color w:val="000000"/>
+          <w:sz w:val="28"/>
+          <w:szCs w:val="28"/>
+        </w:rPr>
+        <w:t xml:space="preserve">Ссылка на репозиторий </w:t>
+      </w:r>
+      <w:r>
+        <w:rPr>
+          <w:rFonts w:ascii="Times New Roman" w:eastAsia="Times New Roman" w:hAnsi="Times New Roman" w:cs="Times New Roman"/>
+          <w:iCs/>
+          <w:color w:val="000000"/>
+          <w:sz w:val="28"/>
+          <w:szCs w:val="28"/>
+        </w:rPr>
+        <w:t xml:space="preserve">с выполненными заданиями практики </w:t>
+      </w:r>
+      <w:r>
+        <w:rPr>
+          <w:rFonts w:ascii="Times New Roman" w:eastAsia="Times New Roman" w:hAnsi="Times New Roman" w:cs="Times New Roman"/>
+          <w:iCs/>
+          <w:color w:val="000000"/>
+          <w:sz w:val="28"/>
+          <w:szCs w:val="28"/>
+          <w:lang w:val="en-US"/>
+        </w:rPr>
+        <w:t>GitHub</w:t>
+      </w:r>
+      <w:r>
+        <w:rPr>
+          <w:rFonts w:ascii="Times New Roman" w:eastAsia="Times New Roman" w:hAnsi="Times New Roman" w:cs="Times New Roman"/>
+          <w:iCs/>
+          <w:color w:val="000000"/>
+          <w:sz w:val="28"/>
+          <w:szCs w:val="28"/>
+        </w:rPr>
+        <w:t xml:space="preserve"> </w:t>
+      </w:r>
+      <w:r>
+        <w:rPr>
+          <w:rFonts w:ascii="Times New Roman" w:eastAsia="Times New Roman" w:hAnsi="Times New Roman" w:cs="Times New Roman"/>
+          <w:iCs/>
+          <w:color w:val="000000"/>
+          <w:sz w:val="28"/>
+          <w:szCs w:val="28"/>
+        </w:rPr>
+        <w:t>URL</w:t>
+      </w:r>
+      <w:r>
+        <w:rPr>
+          <w:rFonts w:ascii="Times New Roman" w:eastAsia="Times New Roman" w:hAnsi="Times New Roman" w:cs="Times New Roman"/>
+          <w:iCs/>
+          <w:color w:val="000000"/>
+          <w:sz w:val="28"/>
+          <w:szCs w:val="28"/>
+        </w:rPr>
+        <w:t>:</w:t>
+      </w:r>
+      <w:hyperlink r:id="rId8" w:history="1">
+        <w:r>
+          <w:rPr>
+            <w:rStyle w:val="ac"/>
+            <w:rFonts w:ascii="Times New Roman" w:eastAsia="Times New Roman" w:hAnsi="Times New Roman" w:cs="Times New Roman"/>
+            <w:iCs/>
+            <w:sz w:val="28"/>
+            <w:szCs w:val="28"/>
+            <w:lang w:val="en-US"/>
+          </w:rPr>
+          <w:t>https</w:t>
+        </w:r>
+        <w:r>
+          <w:rPr>
+            <w:rStyle w:val="ac"/>
+            <w:rFonts w:ascii="Times New Roman" w:eastAsia="Times New Roman" w:hAnsi="Times New Roman" w:cs="Times New Roman"/>
+            <w:iCs/>
+            <w:sz w:val="28"/>
+            <w:szCs w:val="28"/>
+          </w:rPr>
+          <w:t>://</w:t>
+        </w:r>
+        <w:proofErr w:type="spellStart"/>
+        <w:r>
+          <w:rPr>
+            <w:rStyle w:val="ac"/>
+            <w:rFonts w:ascii="Times New Roman" w:eastAsia="Times New Roman" w:hAnsi="Times New Roman" w:cs="Times New Roman"/>
+            <w:iCs/>
+            <w:sz w:val="28"/>
+            <w:szCs w:val="28"/>
+            <w:lang w:val="en-US"/>
+          </w:rPr>
+          <w:t>github</w:t>
+        </w:r>
+        <w:proofErr w:type="spellEnd"/>
+        <w:r>
+          <w:rPr>
+            <w:rStyle w:val="ac"/>
+            <w:rFonts w:ascii="Times New Roman" w:eastAsia="Times New Roman" w:hAnsi="Times New Roman" w:cs="Times New Roman"/>
+            <w:iCs/>
+            <w:sz w:val="28"/>
+            <w:szCs w:val="28"/>
+          </w:rPr>
+          <w:t>.</w:t>
+        </w:r>
+        <w:r>
+          <w:rPr>
+            <w:rStyle w:val="ac"/>
+            <w:rFonts w:ascii="Times New Roman" w:eastAsia="Times New Roman" w:hAnsi="Times New Roman" w:cs="Times New Roman"/>
+            <w:iCs/>
+            <w:sz w:val="28"/>
+            <w:szCs w:val="28"/>
+            <w:lang w:val="en-US"/>
+          </w:rPr>
+          <w:t>com</w:t>
+        </w:r>
+        <w:r>
+          <w:rPr>
+            <w:rStyle w:val="ac"/>
+            <w:rFonts w:ascii="Times New Roman" w:eastAsia="Times New Roman" w:hAnsi="Times New Roman" w:cs="Times New Roman"/>
+            <w:iCs/>
+            <w:sz w:val="28"/>
+            <w:szCs w:val="28"/>
+          </w:rPr>
+          <w:t>/</w:t>
+        </w:r>
+        <w:proofErr w:type="spellStart"/>
+        <w:r>
+          <w:rPr>
+            <w:rStyle w:val="ac"/>
+            <w:rFonts w:ascii="Times New Roman" w:eastAsia="Times New Roman" w:hAnsi="Times New Roman" w:cs="Times New Roman"/>
+            <w:iCs/>
+            <w:sz w:val="28"/>
+            <w:szCs w:val="28"/>
+            <w:lang w:val="en-US"/>
+          </w:rPr>
+          <w:t>feathertyris</w:t>
+        </w:r>
+        <w:proofErr w:type="spellEnd"/>
+        <w:r>
+          <w:rPr>
+            <w:rStyle w:val="ac"/>
+            <w:rFonts w:ascii="Times New Roman" w:eastAsia="Times New Roman" w:hAnsi="Times New Roman" w:cs="Times New Roman"/>
+            <w:iCs/>
+            <w:sz w:val="28"/>
+            <w:szCs w:val="28"/>
+          </w:rPr>
+          <w:t>/</w:t>
+        </w:r>
+        <w:r>
+          <w:rPr>
+            <w:rStyle w:val="ac"/>
+            <w:rFonts w:ascii="Times New Roman" w:eastAsia="Times New Roman" w:hAnsi="Times New Roman" w:cs="Times New Roman"/>
+            <w:iCs/>
+            <w:sz w:val="28"/>
+            <w:szCs w:val="28"/>
+            <w:lang w:val="en-US"/>
+          </w:rPr>
+          <w:t>Project</w:t>
+        </w:r>
+        <w:r>
+          <w:rPr>
+            <w:rStyle w:val="ac"/>
+            <w:rFonts w:ascii="Times New Roman" w:eastAsia="Times New Roman" w:hAnsi="Times New Roman" w:cs="Times New Roman"/>
+            <w:iCs/>
+            <w:sz w:val="28"/>
+            <w:szCs w:val="28"/>
+          </w:rPr>
+          <w:t>-</w:t>
+        </w:r>
+        <w:r>
+          <w:rPr>
+            <w:rStyle w:val="ac"/>
+            <w:rFonts w:ascii="Times New Roman" w:eastAsia="Times New Roman" w:hAnsi="Times New Roman" w:cs="Times New Roman"/>
+            <w:iCs/>
+            <w:sz w:val="28"/>
+            <w:szCs w:val="28"/>
+            <w:lang w:val="en-US"/>
+          </w:rPr>
+          <w:t>practice</w:t>
+        </w:r>
+        <w:r>
+          <w:rPr>
+            <w:rStyle w:val="ac"/>
+            <w:rFonts w:ascii="Times New Roman" w:eastAsia="Times New Roman" w:hAnsi="Times New Roman" w:cs="Times New Roman"/>
+            <w:iCs/>
+            <w:sz w:val="28"/>
+            <w:szCs w:val="28"/>
+          </w:rPr>
+          <w:t>-2026</w:t>
+        </w:r>
+      </w:hyperlink>
+    </w:p>
+    <w:p>
+      <w:pPr>
+        <w:pStyle w:val="a7"/>
+        <w:numPr>
+          <w:ilvl w:val="0"/>
+          <w:numId w:val="20"/>
+        </w:numPr>
+        <w:suppressAutoHyphens w:val="0"/>
+        <w:spacing w:after="160" w:line="360" w:lineRule="auto"/>
+        <w:jc w:val="both"/>
+        <w:rPr>
+          <w:rFonts w:ascii="Times New Roman" w:eastAsia="Times New Roman" w:hAnsi="Times New Roman" w:cs="Times New Roman"/>
+          <w:iCs/>
+          <w:color w:val="000000"/>
+          <w:sz w:val="28"/>
+          <w:szCs w:val="28"/>
+        </w:rPr>
+      </w:pPr>
+      <w:r>
+        <w:rPr>
+          <w:rFonts w:ascii="Times New Roman" w:eastAsia="Times New Roman" w:hAnsi="Times New Roman" w:cs="Times New Roman"/>
+          <w:iCs/>
+          <w:color w:val="000000"/>
+          <w:sz w:val="28"/>
+          <w:szCs w:val="28"/>
+        </w:rPr>
+        <w:t xml:space="preserve">Ссылка на репозиторий </w:t>
+      </w:r>
+      <w:r>
+        <w:rPr>
+          <w:rFonts w:ascii="Times New Roman" w:eastAsia="Times New Roman" w:hAnsi="Times New Roman" w:cs="Times New Roman"/>
+          <w:iCs/>
+          <w:color w:val="000000"/>
+          <w:sz w:val="28"/>
+          <w:szCs w:val="28"/>
+        </w:rPr>
+        <w:t>с выполненными заданиями практики</w:t>
+      </w:r>
+      <w:r>
+        <w:rPr>
+          <w:rFonts w:ascii="Times New Roman" w:eastAsia="Times New Roman" w:hAnsi="Times New Roman" w:cs="Times New Roman"/>
+          <w:iCs/>
+          <w:color w:val="000000"/>
+          <w:sz w:val="28"/>
+          <w:szCs w:val="28"/>
+        </w:rPr>
+        <w:t xml:space="preserve"> </w:t>
+      </w:r>
+      <w:r>
+        <w:rPr>
+          <w:rFonts w:ascii="Times New Roman" w:eastAsia="Times New Roman" w:hAnsi="Times New Roman" w:cs="Times New Roman"/>
+          <w:iCs/>
+          <w:color w:val="000000"/>
+          <w:sz w:val="28"/>
+          <w:szCs w:val="28"/>
+          <w:lang w:val="en-US"/>
+        </w:rPr>
+        <w:t>G</w:t>
+      </w:r>
+      <w:proofErr w:type="spellStart"/>
+      <w:r>
+        <w:rPr>
+          <w:rFonts w:ascii="Times New Roman" w:eastAsia="Times New Roman" w:hAnsi="Times New Roman" w:cs="Times New Roman"/>
+          <w:iCs/>
+          <w:color w:val="000000"/>
+          <w:sz w:val="28"/>
+          <w:szCs w:val="28"/>
+        </w:rPr>
+        <w:t>itverse</w:t>
+      </w:r>
+      <w:proofErr w:type="spellEnd"/>
+      <w:r>
+        <w:rPr>
+          <w:rFonts w:ascii="Times New Roman" w:eastAsia="Times New Roman" w:hAnsi="Times New Roman" w:cs="Times New Roman"/>
+          <w:iCs/>
+          <w:color w:val="000000"/>
+          <w:sz w:val="28"/>
+          <w:szCs w:val="28"/>
+        </w:rPr>
+        <w:t xml:space="preserve"> </w:t>
+      </w:r>
+      <w:r>
+        <w:rPr>
+          <w:rFonts w:ascii="Times New Roman" w:eastAsia="Times New Roman" w:hAnsi="Times New Roman" w:cs="Times New Roman"/>
+          <w:iCs/>
+          <w:color w:val="000000"/>
+          <w:sz w:val="28"/>
+          <w:szCs w:val="28"/>
+        </w:rPr>
+        <w:t>URL</w:t>
+      </w:r>
+      <w:r>
+        <w:rPr>
+          <w:rFonts w:ascii="Times New Roman" w:eastAsia="Times New Roman" w:hAnsi="Times New Roman" w:cs="Times New Roman"/>
+          <w:iCs/>
+          <w:color w:val="000000"/>
+          <w:sz w:val="28"/>
+          <w:szCs w:val="28"/>
+        </w:rPr>
+        <w:t>:</w:t>
+      </w:r>
+      <w:hyperlink r:id="rId9" w:history="1">
+        <w:r>
+          <w:rPr>
+            <w:rStyle w:val="ac"/>
+            <w:rFonts w:ascii="Times New Roman" w:eastAsia="Times New Roman" w:hAnsi="Times New Roman" w:cs="Times New Roman"/>
+            <w:iCs/>
+            <w:sz w:val="28"/>
+            <w:szCs w:val="28"/>
+          </w:rPr>
+          <w:t>https://gitverse.ru/mospol/project-practice-2026-feathertyris</w:t>
+        </w:r>
+      </w:hyperlink>
+      <w:r>
+        <w:rPr>
+          <w:rFonts w:ascii="Times New Roman" w:eastAsia="Times New Roman" w:hAnsi="Times New Roman" w:cs="Times New Roman"/>
+          <w:iCs/>
+          <w:color w:val="000000"/>
+          <w:sz w:val="28"/>
+          <w:szCs w:val="28"/>
+        </w:rPr>
+        <w:t xml:space="preserve"> </w:t>
       </w:r>
     </w:p>
     <w:sectPr>
@@ -12259,6 +13384,18 @@
       <w:shd w:val="clear" w:color="auto" w:fill="E1DFDD"/>
     </w:rPr>
   </w:style>
+  <w:style w:type="character" w:styleId="ae">
+    <w:name w:val="FollowedHyperlink"/>
+    <w:basedOn w:val="a0"/>
+    <w:uiPriority w:val="99"/>
+    <w:semiHidden/>
+    <w:unhideWhenUsed/>
+    <w:rsid w:val="008316DD"/>
+    <w:rPr>
+      <w:color w:val="954F72" w:themeColor="followedHyperlink"/>
+      <w:u w:val="single"/>
+    </w:rPr>
+  </w:style>
 </w:styles>
 </file>
 
